--- a/diagrammi/ANALISI NOME-VERBO PER CLASS DIAGRAM.docx
+++ b/diagrammi/ANALISI NOME-VERBO PER CLASS DIAGRAM.docx
@@ -14064,7 +14064,19 @@
                 <w:lang w:eastAsia="it-IT"/>
                 <w14:ligatures w14:val="none"/>
               </w:rPr>
-              <w:t>1. Il caso d’uso viene attivato quando il Visitatore accede alla pagina di autenticazione</w:t>
+              <w:t xml:space="preserve">1. Il caso d’uso viene attivato quando il Visitatore accede alla pagina di </w:t>
+            </w:r>
+            <w:r>
+              <w:rPr>
+                <w:rFonts w:asciiTheme="majorHAnsi" w:eastAsia="Times New Roman" w:hAnsiTheme="majorHAnsi" w:cs="Times New Roman"/>
+                <w:kern w:val="0"/>
+                <w:sz w:val="24"/>
+                <w:szCs w:val="24"/>
+                <w:highlight w:val="yellow"/>
+                <w:lang w:eastAsia="it-IT"/>
+                <w14:ligatures w14:val="none"/>
+              </w:rPr>
+              <w:t>autenticazione</w:t>
             </w:r>
           </w:p>
         </w:tc>
@@ -14100,7 +14112,53 @@
                 <w:lang w:eastAsia="it-IT"/>
                 <w14:ligatures w14:val="none"/>
               </w:rPr>
-              <w:t>2. SYSTEM mostra le opzioni: “Registrati” e “Accedi”</w:t>
+              <w:t>2. SYSTEM mostra le opzioni: “</w:t>
+            </w:r>
+            <w:r>
+              <w:rPr>
+                <w:rFonts w:asciiTheme="majorHAnsi" w:eastAsia="Times New Roman" w:hAnsiTheme="majorHAnsi" w:cs="Times New Roman"/>
+                <w:kern w:val="0"/>
+                <w:sz w:val="24"/>
+                <w:szCs w:val="24"/>
+                <w:highlight w:val="green"/>
+                <w:lang w:eastAsia="it-IT"/>
+                <w14:ligatures w14:val="none"/>
+              </w:rPr>
+              <w:t>Registrati</w:t>
+            </w:r>
+            <w:r>
+              <w:rPr>
+                <w:rFonts w:asciiTheme="majorHAnsi" w:eastAsia="Times New Roman" w:hAnsiTheme="majorHAnsi" w:cs="Times New Roman"/>
+                <w:kern w:val="0"/>
+                <w:sz w:val="24"/>
+                <w:szCs w:val="24"/>
+                <w:lang w:eastAsia="it-IT"/>
+                <w14:ligatures w14:val="none"/>
+              </w:rPr>
+              <w:t>” e “</w:t>
+            </w:r>
+            <w:r>
+              <w:rPr>
+                <w:rFonts w:asciiTheme="majorHAnsi" w:eastAsia="Times New Roman" w:hAnsiTheme="majorHAnsi" w:cs="Times New Roman"/>
+                <w:kern w:val="0"/>
+                <w:sz w:val="24"/>
+                <w:szCs w:val="24"/>
+                <w:highlight w:val="green"/>
+                <w:lang w:eastAsia="it-IT"/>
+                <w14:ligatures w14:val="none"/>
+              </w:rPr>
+              <w:t>Accedi</w:t>
+            </w:r>
+            <w:r>
+              <w:rPr>
+                <w:rFonts w:asciiTheme="majorHAnsi" w:eastAsia="Times New Roman" w:hAnsiTheme="majorHAnsi" w:cs="Times New Roman"/>
+                <w:kern w:val="0"/>
+                <w:sz w:val="24"/>
+                <w:szCs w:val="24"/>
+                <w:lang w:eastAsia="it-IT"/>
+                <w14:ligatures w14:val="none"/>
+              </w:rPr>
+              <w:t>”</w:t>
             </w:r>
           </w:p>
         </w:tc>
@@ -14136,7 +14194,30 @@
                 <w:lang w:eastAsia="it-IT"/>
                 <w14:ligatures w14:val="none"/>
               </w:rPr>
-              <w:t>3. if IlVisitatore sceglie "Registrati"</w:t>
+              <w:t>3. if IlVisitatore sceglie "</w:t>
+            </w:r>
+            <w:r>
+              <w:rPr>
+                <w:rFonts w:asciiTheme="majorHAnsi" w:eastAsia="Times New Roman" w:hAnsiTheme="majorHAnsi" w:cs="Times New Roman"/>
+                <w:kern w:val="0"/>
+                <w:sz w:val="24"/>
+                <w:szCs w:val="24"/>
+                <w:highlight w:val="green"/>
+                <w:lang w:eastAsia="it-IT"/>
+                <w14:ligatures w14:val="none"/>
+              </w:rPr>
+              <w:t>Registrati</w:t>
+            </w:r>
+            <w:r>
+              <w:rPr>
+                <w:rFonts w:asciiTheme="majorHAnsi" w:eastAsia="Times New Roman" w:hAnsiTheme="majorHAnsi" w:cs="Times New Roman"/>
+                <w:kern w:val="0"/>
+                <w:sz w:val="24"/>
+                <w:szCs w:val="24"/>
+                <w:lang w:eastAsia="it-IT"/>
+                <w14:ligatures w14:val="none"/>
+              </w:rPr>
+              <w:t>"</w:t>
             </w:r>
           </w:p>
         </w:tc>
@@ -14230,7 +14311,76 @@
                 <w:lang w:eastAsia="it-IT"/>
                 <w14:ligatures w14:val="none"/>
               </w:rPr>
-              <w:t>Visitatore inserisce i dati richiesti (nome utente, email, password)</w:t>
+              <w:t>Visitatore inserisce i dati richiesti (</w:t>
+            </w:r>
+            <w:r>
+              <w:rPr>
+                <w:rFonts w:asciiTheme="majorHAnsi" w:eastAsia="Times New Roman" w:hAnsiTheme="majorHAnsi" w:cs="Times New Roman"/>
+                <w:kern w:val="0"/>
+                <w:sz w:val="24"/>
+                <w:szCs w:val="24"/>
+                <w:highlight w:val="yellow"/>
+                <w:lang w:eastAsia="it-IT"/>
+                <w14:ligatures w14:val="none"/>
+              </w:rPr>
+              <w:t>nome</w:t>
+            </w:r>
+            <w:r>
+              <w:rPr>
+                <w:rFonts w:asciiTheme="majorHAnsi" w:eastAsia="Times New Roman" w:hAnsiTheme="majorHAnsi" w:cs="Times New Roman"/>
+                <w:kern w:val="0"/>
+                <w:sz w:val="24"/>
+                <w:szCs w:val="24"/>
+                <w:lang w:eastAsia="it-IT"/>
+                <w14:ligatures w14:val="none"/>
+              </w:rPr>
+              <w:t xml:space="preserve"> utente, </w:t>
+            </w:r>
+            <w:r>
+              <w:rPr>
+                <w:rFonts w:asciiTheme="majorHAnsi" w:eastAsia="Times New Roman" w:hAnsiTheme="majorHAnsi" w:cs="Times New Roman"/>
+                <w:kern w:val="0"/>
+                <w:sz w:val="24"/>
+                <w:szCs w:val="24"/>
+                <w:highlight w:val="yellow"/>
+                <w:lang w:eastAsia="it-IT"/>
+                <w14:ligatures w14:val="none"/>
+              </w:rPr>
+              <w:t>email</w:t>
+            </w:r>
+            <w:r>
+              <w:rPr>
+                <w:rFonts w:asciiTheme="majorHAnsi" w:eastAsia="Times New Roman" w:hAnsiTheme="majorHAnsi" w:cs="Times New Roman"/>
+                <w:kern w:val="0"/>
+                <w:sz w:val="24"/>
+                <w:szCs w:val="24"/>
+                <w:lang w:eastAsia="it-IT"/>
+                <w14:ligatures w14:val="none"/>
+              </w:rPr>
+              <w:t xml:space="preserve">, </w:t>
+            </w:r>
+            <w:r>
+              <w:rPr>
+                <w:rFonts w:asciiTheme="majorHAnsi" w:eastAsia="Times New Roman" w:hAnsiTheme="majorHAnsi" w:cs="Times New Roman"/>
+                <w:kern w:val="0"/>
+                <w:sz w:val="24"/>
+                <w:szCs w:val="24"/>
+                <w:highlight w:val="yellow"/>
+                <w:lang w:eastAsia="it-IT"/>
+                <w14:ligatures w14:val="none"/>
+              </w:rPr>
+              <w:t>password</w:t>
+            </w:r>
+            <w:r>
+              <w:rPr>
+                <w:rFonts w:asciiTheme="majorHAnsi" w:eastAsia="Times New Roman" w:hAnsiTheme="majorHAnsi" w:cs="Times New Roman"/>
+                <w:kern w:val="0"/>
+                <w:sz w:val="24"/>
+                <w:szCs w:val="24"/>
+                <w:lang w:eastAsia="it-IT"/>
+                <w14:ligatures w14:val="none"/>
+              </w:rPr>
+              <w:t>)</w:t>
             </w:r>
           </w:p>
         </w:tc>
@@ -14360,7 +14510,30 @@
                 <w:lang w:eastAsia="it-IT"/>
                 <w14:ligatures w14:val="none"/>
               </w:rPr>
-              <w:t>      3.4.a. L'email è già presente nel sistema</w:t>
+              <w:t>      3.4.a. </w:t>
+            </w:r>
+            <w:r>
+              <w:rPr>
+                <w:rFonts w:asciiTheme="majorHAnsi" w:eastAsia="Times New Roman" w:hAnsiTheme="majorHAnsi" w:cs="Times New Roman"/>
+                <w:kern w:val="0"/>
+                <w:sz w:val="24"/>
+                <w:szCs w:val="24"/>
+                <w:highlight w:val="yellow"/>
+                <w:lang w:eastAsia="it-IT"/>
+                <w14:ligatures w14:val="none"/>
+              </w:rPr>
+              <w:t>L'email</w:t>
+            </w:r>
+            <w:r>
+              <w:rPr>
+                <w:rFonts w:asciiTheme="majorHAnsi" w:eastAsia="Times New Roman" w:hAnsiTheme="majorHAnsi" w:cs="Times New Roman"/>
+                <w:kern w:val="0"/>
+                <w:sz w:val="24"/>
+                <w:szCs w:val="24"/>
+                <w:lang w:eastAsia="it-IT"/>
+                <w14:ligatures w14:val="none"/>
+              </w:rPr>
+              <w:t xml:space="preserve"> è già presente nel sistema</w:t>
             </w:r>
           </w:p>
         </w:tc>
@@ -14490,7 +14663,30 @@
                 <w:lang w:eastAsia="it-IT"/>
                 <w14:ligatures w14:val="none"/>
               </w:rPr>
-              <w:t>3.5. SYSTEM crea l’account e salva i dati</w:t>
+              <w:t xml:space="preserve">3.5. SYSTEM crea </w:t>
+            </w:r>
+            <w:r>
+              <w:rPr>
+                <w:rFonts w:asciiTheme="majorHAnsi" w:eastAsia="Times New Roman" w:hAnsiTheme="majorHAnsi" w:cs="Times New Roman"/>
+                <w:kern w:val="0"/>
+                <w:sz w:val="24"/>
+                <w:szCs w:val="24"/>
+                <w:highlight w:val="yellow"/>
+                <w:lang w:eastAsia="it-IT"/>
+                <w14:ligatures w14:val="none"/>
+              </w:rPr>
+              <w:t>l’account</w:t>
+            </w:r>
+            <w:r>
+              <w:rPr>
+                <w:rFonts w:asciiTheme="majorHAnsi" w:eastAsia="Times New Roman" w:hAnsiTheme="majorHAnsi" w:cs="Times New Roman"/>
+                <w:kern w:val="0"/>
+                <w:sz w:val="24"/>
+                <w:szCs w:val="24"/>
+                <w:lang w:eastAsia="it-IT"/>
+                <w14:ligatures w14:val="none"/>
+              </w:rPr>
+              <w:t xml:space="preserve"> e salva i dati</w:t>
             </w:r>
           </w:p>
         </w:tc>
@@ -14526,7 +14722,30 @@
                 <w:lang w:eastAsia="it-IT"/>
                 <w14:ligatures w14:val="none"/>
               </w:rPr>
-              <w:t>   3.6. SYSTEM autentica l'utente</w:t>
+              <w:t>   3.6. SYSTEM </w:t>
+            </w:r>
+            <w:r>
+              <w:rPr>
+                <w:rFonts w:asciiTheme="majorHAnsi" w:eastAsia="Times New Roman" w:hAnsiTheme="majorHAnsi" w:cs="Times New Roman"/>
+                <w:kern w:val="0"/>
+                <w:sz w:val="24"/>
+                <w:szCs w:val="24"/>
+                <w:highlight w:val="green"/>
+                <w:lang w:eastAsia="it-IT"/>
+                <w14:ligatures w14:val="none"/>
+              </w:rPr>
+              <w:t>autentica</w:t>
+            </w:r>
+            <w:r>
+              <w:rPr>
+                <w:rFonts w:asciiTheme="majorHAnsi" w:eastAsia="Times New Roman" w:hAnsiTheme="majorHAnsi" w:cs="Times New Roman"/>
+                <w:kern w:val="0"/>
+                <w:sz w:val="24"/>
+                <w:szCs w:val="24"/>
+                <w:lang w:eastAsia="it-IT"/>
+                <w14:ligatures w14:val="none"/>
+              </w:rPr>
+              <w:t xml:space="preserve"> l'utente</w:t>
             </w:r>
           </w:p>
         </w:tc>
@@ -14850,7 +15069,30 @@
                 <w:lang w:eastAsia="it-IT"/>
                 <w14:ligatures w14:val="none"/>
               </w:rPr>
-              <w:t>   4.5. SYSTEM autentica l’utente</w:t>
+              <w:t>   4.5. SYSTEM </w:t>
+            </w:r>
+            <w:r>
+              <w:rPr>
+                <w:rFonts w:asciiTheme="majorHAnsi" w:eastAsia="Times New Roman" w:hAnsiTheme="majorHAnsi" w:cs="Times New Roman"/>
+                <w:kern w:val="0"/>
+                <w:sz w:val="24"/>
+                <w:szCs w:val="24"/>
+                <w:highlight w:val="green"/>
+                <w:lang w:eastAsia="it-IT"/>
+                <w14:ligatures w14:val="none"/>
+              </w:rPr>
+              <w:t>autentica</w:t>
+            </w:r>
+            <w:r>
+              <w:rPr>
+                <w:rFonts w:asciiTheme="majorHAnsi" w:eastAsia="Times New Roman" w:hAnsiTheme="majorHAnsi" w:cs="Times New Roman"/>
+                <w:kern w:val="0"/>
+                <w:sz w:val="24"/>
+                <w:szCs w:val="24"/>
+                <w:lang w:eastAsia="it-IT"/>
+                <w14:ligatures w14:val="none"/>
+              </w:rPr>
+              <w:t xml:space="preserve"> l’utente</w:t>
             </w:r>
           </w:p>
         </w:tc>
@@ -14978,6 +15220,11 @@
     </w:p>
     <w:p>
       <w:pPr>
+        <w:pStyle w:val="Paragrafoelenco"/>
+        <w:numPr>
+          <w:ilvl w:val="0"/>
+          <w:numId w:val="40"/>
+        </w:numPr>
         <w:spacing w:after="0" w:line="240" w:lineRule="auto"/>
         <w:rPr>
           <w:rFonts w:asciiTheme="majorHAnsi" w:eastAsia="Times New Roman" w:hAnsiTheme="majorHAnsi" w:cs="Times New Roman"/>
@@ -14988,6 +15235,111 @@
           <w14:ligatures w14:val="none"/>
         </w:rPr>
       </w:pPr>
+      <w:r>
+        <w:rPr>
+          <w:rFonts w:asciiTheme="majorHAnsi" w:eastAsia="Times New Roman" w:hAnsiTheme="majorHAnsi" w:cs="Times New Roman"/>
+          <w:kern w:val="0"/>
+          <w:sz w:val="24"/>
+          <w:szCs w:val="24"/>
+          <w:highlight w:val="cyan"/>
+          <w:lang w:eastAsia="it-IT"/>
+          <w14:ligatures w14:val="none"/>
+        </w:rPr>
+        <w:t>Autenticatore</w:t>
+      </w:r>
+      <w:r>
+        <w:rPr>
+          <w:rFonts w:asciiTheme="majorHAnsi" w:eastAsia="Times New Roman" w:hAnsiTheme="majorHAnsi" w:cs="Times New Roman"/>
+          <w:kern w:val="0"/>
+          <w:sz w:val="24"/>
+          <w:szCs w:val="24"/>
+          <w:lang w:eastAsia="it-IT"/>
+          <w14:ligatures w14:val="none"/>
+        </w:rPr>
+        <w:t xml:space="preserve"> -&gt; Classe</w:t>
+      </w:r>
+    </w:p>
+    <w:p>
+      <w:pPr>
+        <w:pStyle w:val="Paragrafoelenco"/>
+        <w:numPr>
+          <w:ilvl w:val="0"/>
+          <w:numId w:val="40"/>
+        </w:numPr>
+        <w:spacing w:after="0" w:line="240" w:lineRule="auto"/>
+        <w:rPr>
+          <w:rFonts w:asciiTheme="majorHAnsi" w:eastAsia="Times New Roman" w:hAnsiTheme="majorHAnsi" w:cs="Times New Roman"/>
+          <w:kern w:val="0"/>
+          <w:sz w:val="24"/>
+          <w:szCs w:val="24"/>
+          <w:lang w:eastAsia="it-IT"/>
+          <w14:ligatures w14:val="none"/>
+        </w:rPr>
+      </w:pPr>
+      <w:r>
+        <w:rPr>
+          <w:rFonts w:asciiTheme="majorHAnsi" w:eastAsia="Times New Roman" w:hAnsiTheme="majorHAnsi" w:cs="Times New Roman"/>
+          <w:kern w:val="0"/>
+          <w:sz w:val="24"/>
+          <w:szCs w:val="24"/>
+          <w:highlight w:val="magenta"/>
+          <w:lang w:eastAsia="it-IT"/>
+          <w14:ligatures w14:val="none"/>
+        </w:rPr>
+        <w:t>Registra</w:t>
+      </w:r>
+      <w:r>
+        <w:rPr>
+          <w:rFonts w:asciiTheme="majorHAnsi" w:eastAsia="Times New Roman" w:hAnsiTheme="majorHAnsi" w:cs="Times New Roman"/>
+          <w:kern w:val="0"/>
+          <w:sz w:val="24"/>
+          <w:szCs w:val="24"/>
+          <w:lang w:eastAsia="it-IT"/>
+          <w14:ligatures w14:val="none"/>
+        </w:rPr>
+        <w:t>() -&gt; Responsabilità di Autenticatore</w:t>
+      </w:r>
+    </w:p>
+    <w:p>
+      <w:pPr>
+        <w:pStyle w:val="Paragrafoelenco"/>
+        <w:numPr>
+          <w:ilvl w:val="0"/>
+          <w:numId w:val="40"/>
+        </w:numPr>
+        <w:spacing w:after="0" w:line="240" w:lineRule="auto"/>
+        <w:rPr>
+          <w:rFonts w:asciiTheme="majorHAnsi" w:eastAsia="Times New Roman" w:hAnsiTheme="majorHAnsi" w:cs="Times New Roman"/>
+          <w:kern w:val="0"/>
+          <w:sz w:val="24"/>
+          <w:szCs w:val="24"/>
+          <w:lang w:eastAsia="it-IT"/>
+          <w14:ligatures w14:val="none"/>
+        </w:rPr>
+      </w:pPr>
+      <w:r>
+        <w:rPr>
+          <w:rFonts w:asciiTheme="majorHAnsi" w:eastAsia="Times New Roman" w:hAnsiTheme="majorHAnsi" w:cs="Times New Roman"/>
+          <w:kern w:val="0"/>
+          <w:sz w:val="24"/>
+          <w:szCs w:val="24"/>
+          <w:highlight w:val="magenta"/>
+          <w:lang w:eastAsia="it-IT"/>
+          <w14:ligatures w14:val="none"/>
+        </w:rPr>
+        <w:t>Accedi</w:t>
+      </w:r>
+      <w:r>
+        <w:rPr>
+          <w:rFonts w:asciiTheme="majorHAnsi" w:eastAsia="Times New Roman" w:hAnsiTheme="majorHAnsi" w:cs="Times New Roman"/>
+          <w:kern w:val="0"/>
+          <w:sz w:val="24"/>
+          <w:szCs w:val="24"/>
+          <w:lang w:eastAsia="it-IT"/>
+          <w14:ligatures w14:val="none"/>
+        </w:rPr>
+        <w:t>() -&gt; Responsabilità di Autenticatore</w:t>
+      </w:r>
     </w:p>
     <w:p>
       <w:pPr>
@@ -15466,6 +15818,7 @@
                 <w:lang w:eastAsia="it-IT"/>
                 <w14:ligatures w14:val="none"/>
               </w:rPr>
+              <w:lastRenderedPageBreak/>
               <w:t>5. if </w:t>
             </w:r>
             <w:r>
@@ -15584,7 +15937,6 @@
                 <w:lang w:eastAsia="it-IT"/>
                 <w14:ligatures w14:val="none"/>
               </w:rPr>
-              <w:lastRenderedPageBreak/>
               <w:t>      5.1.a. Invito non più valido (ritirato/scaduto)</w:t>
             </w:r>
           </w:p>
@@ -17552,6 +17904,7 @@
                 <w:lang w:eastAsia="it-IT"/>
                 <w14:ligatures w14:val="none"/>
               </w:rPr>
+              <w:lastRenderedPageBreak/>
               <w:t>   5.2. SYSTEM registra l’accettazione dell’invito</w:t>
             </w:r>
           </w:p>
@@ -17682,7 +18035,6 @@
                 <w:lang w:eastAsia="it-IT"/>
                 <w14:ligatures w14:val="none"/>
               </w:rPr>
-              <w:lastRenderedPageBreak/>
               <w:t>   5.4. SYSTEM </w:t>
             </w:r>
             <w:r>
@@ -19472,6 +19824,7 @@
           <w:lang w:eastAsia="it-IT"/>
           <w14:ligatures w14:val="none"/>
         </w:rPr>
+        <w:lastRenderedPageBreak/>
         <w:t>MembroTeam</w:t>
       </w:r>
       <w:r>
@@ -19595,7 +19948,6 @@
           <w:lang w:eastAsia="it-IT"/>
           <w14:ligatures w14:val="none"/>
         </w:rPr>
-        <w:lastRenderedPageBreak/>
         <w:t>Team</w:t>
       </w:r>
       <w:r>
@@ -21523,6 +21875,7 @@
                 <w:lang w:eastAsia="it-IT"/>
                 <w14:ligatures w14:val="none"/>
               </w:rPr>
+              <w:lastRenderedPageBreak/>
               <w:t>8. if </w:t>
             </w:r>
             <w:r>
@@ -21701,7 +22054,6 @@
                 <w:lang w:eastAsia="it-IT"/>
                 <w14:ligatures w14:val="none"/>
               </w:rPr>
-              <w:lastRenderedPageBreak/>
               <w:t>   8.3. SYSTEM </w:t>
             </w:r>
             <w:r>
@@ -23579,6 +23931,7 @@
           <w:lang w:eastAsia="it-IT"/>
           <w14:ligatures w14:val="none"/>
         </w:rPr>
+        <w:lastRenderedPageBreak/>
         <w:t>Notifica</w:t>
       </w:r>
       <w:r>
@@ -23685,7 +24038,6 @@
           <w:lang w:eastAsia="it-IT"/>
           <w14:ligatures w14:val="none"/>
         </w:rPr>
-        <w:lastRenderedPageBreak/>
         <w:t>INVITA UTENTI</w:t>
       </w:r>
     </w:p>
@@ -25675,7 +26027,6 @@
                 <w:lang w:eastAsia="it-IT"/>
                 <w14:ligatures w14:val="none"/>
               </w:rPr>
-              <w:lastRenderedPageBreak/>
               <w:t>2. SYSTEM manda un messaggio di conferma</w:t>
             </w:r>
           </w:p>
@@ -27589,6 +27940,7 @@
                 <w:lang w:eastAsia="it-IT"/>
                 <w14:ligatures w14:val="none"/>
               </w:rPr>
+              <w:lastRenderedPageBreak/>
               <w:t>4. Il caso d'uso termina</w:t>
             </w:r>
           </w:p>
@@ -27711,7 +28063,6 @@
           <w:lang w:eastAsia="it-IT"/>
           <w14:ligatures w14:val="none"/>
         </w:rPr>
-        <w:lastRenderedPageBreak/>
         <w:t>Periodo</w:t>
       </w:r>
       <w:r>
@@ -29471,7 +29822,18 @@
                 <w:lang w:eastAsia="it-IT"/>
                 <w14:ligatures w14:val="none"/>
               </w:rPr>
-              <w:t xml:space="preserve"> con una mail</w:t>
+              <w:t xml:space="preserve"> con un</w:t>
+            </w:r>
+            <w:r>
+              <w:rPr>
+                <w:rFonts w:asciiTheme="majorHAnsi" w:eastAsia="Times New Roman" w:hAnsiTheme="majorHAnsi" w:cs="Times New Roman"/>
+                <w:kern w:val="0"/>
+                <w:sz w:val="24"/>
+                <w:szCs w:val="24"/>
+                <w:lang w:eastAsia="it-IT"/>
+                <w14:ligatures w14:val="none"/>
+              </w:rPr>
+              <w:t xml:space="preserve"> messaggio di risposta</w:t>
             </w:r>
           </w:p>
         </w:tc>
@@ -29507,7 +29869,18 @@
                 <w:lang w:eastAsia="it-IT"/>
                 <w14:ligatures w14:val="none"/>
               </w:rPr>
-              <w:t>   5.1. SYSTEM invia la mail</w:t>
+              <w:t xml:space="preserve">   5.1. SYSTEM invia la </w:t>
+            </w:r>
+            <w:r>
+              <w:rPr>
+                <w:rFonts w:asciiTheme="majorHAnsi" w:eastAsia="Times New Roman" w:hAnsiTheme="majorHAnsi" w:cs="Times New Roman"/>
+                <w:kern w:val="0"/>
+                <w:sz w:val="24"/>
+                <w:szCs w:val="24"/>
+                <w:lang w:eastAsia="it-IT"/>
+                <w14:ligatures w14:val="none"/>
+              </w:rPr>
+              <w:t>notifica di risposta</w:t>
             </w:r>
           </w:p>
         </w:tc>
@@ -29591,6 +29964,7 @@
                 <w:lang w:eastAsia="it-IT"/>
                 <w14:ligatures w14:val="none"/>
               </w:rPr>
+              <w:lastRenderedPageBreak/>
               <w:t>   end if  </w:t>
             </w:r>
           </w:p>
@@ -31610,6 +31984,7 @@
           <w:lang w:eastAsia="it-IT"/>
           <w14:ligatures w14:val="none"/>
         </w:rPr>
+        <w:lastRenderedPageBreak/>
         <w:t> </w:t>
       </w:r>
     </w:p>
@@ -31779,7 +32154,6 @@
           <w:lang w:eastAsia="it-IT"/>
           <w14:ligatures w14:val="none"/>
         </w:rPr>
-        <w:lastRenderedPageBreak/>
         <w:t>MembroTeam</w:t>
       </w:r>
       <w:r>
@@ -34438,11 +34812,10 @@
     </w:lvl>
   </w:abstractNum>
   <w:abstractNum w:abstractNumId="22" w15:restartNumberingAfterBreak="0">
-    <w:nsid w:val="5C5E4695"/>
+    <w:nsid w:val="5AB932DE"/>
     <w:multiLevelType w:val="hybridMultilevel"/>
-    <w:tmpl w:val="8B98ED64"/>
-    <w:lvl w:ilvl="0" w:tplc="63E8393E">
-      <w:start w:val="5"/>
+    <w:tmpl w:val="F6F0F638"/>
+    <w:lvl w:ilvl="0" w:tplc="60D42356">
       <w:numFmt w:val="bullet"/>
       <w:lvlText w:val="-"/>
       <w:lvlJc w:val="left"/>
@@ -34551,11 +34924,11 @@
     </w:lvl>
   </w:abstractNum>
   <w:abstractNum w:abstractNumId="23" w15:restartNumberingAfterBreak="0">
-    <w:nsid w:val="61F96235"/>
+    <w:nsid w:val="5C5E4695"/>
     <w:multiLevelType w:val="hybridMultilevel"/>
-    <w:tmpl w:val="194E4012"/>
-    <w:lvl w:ilvl="0" w:tplc="A978D66A">
-      <w:start w:val="4"/>
+    <w:tmpl w:val="8B98ED64"/>
+    <w:lvl w:ilvl="0" w:tplc="63E8393E">
+      <w:start w:val="5"/>
       <w:numFmt w:val="bullet"/>
       <w:lvlText w:val="-"/>
       <w:lvlJc w:val="left"/>
@@ -34664,6 +35037,119 @@
     </w:lvl>
   </w:abstractNum>
   <w:abstractNum w:abstractNumId="24" w15:restartNumberingAfterBreak="0">
+    <w:nsid w:val="61F96235"/>
+    <w:multiLevelType w:val="hybridMultilevel"/>
+    <w:tmpl w:val="194E4012"/>
+    <w:lvl w:ilvl="0" w:tplc="A978D66A">
+      <w:start w:val="4"/>
+      <w:numFmt w:val="bullet"/>
+      <w:lvlText w:val="-"/>
+      <w:lvlJc w:val="left"/>
+      <w:pPr>
+        <w:ind w:left="720" w:hanging="360"/>
+      </w:pPr>
+      <w:rPr>
+        <w:rFonts w:ascii="Aptos Display" w:eastAsia="Times New Roman" w:hAnsi="Aptos Display" w:cs="Times New Roman" w:hint="default"/>
+      </w:rPr>
+    </w:lvl>
+    <w:lvl w:ilvl="1" w:tplc="04100003" w:tentative="1">
+      <w:start w:val="1"/>
+      <w:numFmt w:val="bullet"/>
+      <w:lvlText w:val="o"/>
+      <w:lvlJc w:val="left"/>
+      <w:pPr>
+        <w:ind w:left="1440" w:hanging="360"/>
+      </w:pPr>
+      <w:rPr>
+        <w:rFonts w:ascii="Courier New" w:hAnsi="Courier New" w:cs="Courier New" w:hint="default"/>
+      </w:rPr>
+    </w:lvl>
+    <w:lvl w:ilvl="2" w:tplc="04100005" w:tentative="1">
+      <w:start w:val="1"/>
+      <w:numFmt w:val="bullet"/>
+      <w:lvlText w:val=""/>
+      <w:lvlJc w:val="left"/>
+      <w:pPr>
+        <w:ind w:left="2160" w:hanging="360"/>
+      </w:pPr>
+      <w:rPr>
+        <w:rFonts w:ascii="Wingdings" w:hAnsi="Wingdings" w:hint="default"/>
+      </w:rPr>
+    </w:lvl>
+    <w:lvl w:ilvl="3" w:tplc="04100001" w:tentative="1">
+      <w:start w:val="1"/>
+      <w:numFmt w:val="bullet"/>
+      <w:lvlText w:val=""/>
+      <w:lvlJc w:val="left"/>
+      <w:pPr>
+        <w:ind w:left="2880" w:hanging="360"/>
+      </w:pPr>
+      <w:rPr>
+        <w:rFonts w:ascii="Symbol" w:hAnsi="Symbol" w:hint="default"/>
+      </w:rPr>
+    </w:lvl>
+    <w:lvl w:ilvl="4" w:tplc="04100003" w:tentative="1">
+      <w:start w:val="1"/>
+      <w:numFmt w:val="bullet"/>
+      <w:lvlText w:val="o"/>
+      <w:lvlJc w:val="left"/>
+      <w:pPr>
+        <w:ind w:left="3600" w:hanging="360"/>
+      </w:pPr>
+      <w:rPr>
+        <w:rFonts w:ascii="Courier New" w:hAnsi="Courier New" w:cs="Courier New" w:hint="default"/>
+      </w:rPr>
+    </w:lvl>
+    <w:lvl w:ilvl="5" w:tplc="04100005" w:tentative="1">
+      <w:start w:val="1"/>
+      <w:numFmt w:val="bullet"/>
+      <w:lvlText w:val=""/>
+      <w:lvlJc w:val="left"/>
+      <w:pPr>
+        <w:ind w:left="4320" w:hanging="360"/>
+      </w:pPr>
+      <w:rPr>
+        <w:rFonts w:ascii="Wingdings" w:hAnsi="Wingdings" w:hint="default"/>
+      </w:rPr>
+    </w:lvl>
+    <w:lvl w:ilvl="6" w:tplc="04100001" w:tentative="1">
+      <w:start w:val="1"/>
+      <w:numFmt w:val="bullet"/>
+      <w:lvlText w:val=""/>
+      <w:lvlJc w:val="left"/>
+      <w:pPr>
+        <w:ind w:left="5040" w:hanging="360"/>
+      </w:pPr>
+      <w:rPr>
+        <w:rFonts w:ascii="Symbol" w:hAnsi="Symbol" w:hint="default"/>
+      </w:rPr>
+    </w:lvl>
+    <w:lvl w:ilvl="7" w:tplc="04100003" w:tentative="1">
+      <w:start w:val="1"/>
+      <w:numFmt w:val="bullet"/>
+      <w:lvlText w:val="o"/>
+      <w:lvlJc w:val="left"/>
+      <w:pPr>
+        <w:ind w:left="5760" w:hanging="360"/>
+      </w:pPr>
+      <w:rPr>
+        <w:rFonts w:ascii="Courier New" w:hAnsi="Courier New" w:cs="Courier New" w:hint="default"/>
+      </w:rPr>
+    </w:lvl>
+    <w:lvl w:ilvl="8" w:tplc="04100005" w:tentative="1">
+      <w:start w:val="1"/>
+      <w:numFmt w:val="bullet"/>
+      <w:lvlText w:val=""/>
+      <w:lvlJc w:val="left"/>
+      <w:pPr>
+        <w:ind w:left="6480" w:hanging="360"/>
+      </w:pPr>
+      <w:rPr>
+        <w:rFonts w:ascii="Wingdings" w:hAnsi="Wingdings" w:hint="default"/>
+      </w:rPr>
+    </w:lvl>
+  </w:abstractNum>
+  <w:abstractNum w:abstractNumId="25" w15:restartNumberingAfterBreak="0">
     <w:nsid w:val="62860175"/>
     <w:multiLevelType w:val="hybridMultilevel"/>
     <w:tmpl w:val="41EC5C9A"/>
@@ -34776,7 +35262,7 @@
       </w:rPr>
     </w:lvl>
   </w:abstractNum>
-  <w:abstractNum w:abstractNumId="25" w15:restartNumberingAfterBreak="0">
+  <w:abstractNum w:abstractNumId="26" w15:restartNumberingAfterBreak="0">
     <w:nsid w:val="65A540BA"/>
     <w:multiLevelType w:val="hybridMultilevel"/>
     <w:tmpl w:val="98CE9746"/>
@@ -34889,7 +35375,7 @@
       </w:rPr>
     </w:lvl>
   </w:abstractNum>
-  <w:abstractNum w:abstractNumId="26" w15:restartNumberingAfterBreak="0">
+  <w:abstractNum w:abstractNumId="27" w15:restartNumberingAfterBreak="0">
     <w:nsid w:val="696B07DA"/>
     <w:multiLevelType w:val="hybridMultilevel"/>
     <w:tmpl w:val="6170A0DE"/>
@@ -35001,7 +35487,7 @@
       </w:rPr>
     </w:lvl>
   </w:abstractNum>
-  <w:abstractNum w:abstractNumId="27" w15:restartNumberingAfterBreak="0">
+  <w:abstractNum w:abstractNumId="28" w15:restartNumberingAfterBreak="0">
     <w:nsid w:val="699C5A44"/>
     <w:multiLevelType w:val="hybridMultilevel"/>
     <w:tmpl w:val="FB2ED842"/>
@@ -35114,7 +35600,7 @@
       </w:rPr>
     </w:lvl>
   </w:abstractNum>
-  <w:abstractNum w:abstractNumId="28" w15:restartNumberingAfterBreak="0">
+  <w:abstractNum w:abstractNumId="29" w15:restartNumberingAfterBreak="0">
     <w:nsid w:val="6A952D79"/>
     <w:multiLevelType w:val="hybridMultilevel"/>
     <w:tmpl w:val="19BA3D1E"/>
@@ -35226,7 +35712,7 @@
       </w:rPr>
     </w:lvl>
   </w:abstractNum>
-  <w:abstractNum w:abstractNumId="29" w15:restartNumberingAfterBreak="0">
+  <w:abstractNum w:abstractNumId="30" w15:restartNumberingAfterBreak="0">
     <w:nsid w:val="6C107C4B"/>
     <w:multiLevelType w:val="hybridMultilevel"/>
     <w:tmpl w:val="2BE8D826"/>
@@ -35338,7 +35824,7 @@
       </w:rPr>
     </w:lvl>
   </w:abstractNum>
-  <w:abstractNum w:abstractNumId="30" w15:restartNumberingAfterBreak="0">
+  <w:abstractNum w:abstractNumId="31" w15:restartNumberingAfterBreak="0">
     <w:nsid w:val="6E824DAC"/>
     <w:multiLevelType w:val="hybridMultilevel"/>
     <w:tmpl w:val="71E4AF06"/>
@@ -35450,7 +35936,7 @@
       </w:rPr>
     </w:lvl>
   </w:abstractNum>
-  <w:abstractNum w:abstractNumId="31" w15:restartNumberingAfterBreak="0">
+  <w:abstractNum w:abstractNumId="32" w15:restartNumberingAfterBreak="0">
     <w:nsid w:val="71C13EEA"/>
     <w:multiLevelType w:val="hybridMultilevel"/>
     <w:tmpl w:val="9A44909E"/>
@@ -35562,7 +36048,7 @@
       </w:rPr>
     </w:lvl>
   </w:abstractNum>
-  <w:abstractNum w:abstractNumId="32" w15:restartNumberingAfterBreak="0">
+  <w:abstractNum w:abstractNumId="33" w15:restartNumberingAfterBreak="0">
     <w:nsid w:val="734C03B2"/>
     <w:multiLevelType w:val="hybridMultilevel"/>
     <w:tmpl w:val="60B6C21A"/>
@@ -35675,7 +36161,7 @@
       </w:rPr>
     </w:lvl>
   </w:abstractNum>
-  <w:abstractNum w:abstractNumId="33" w15:restartNumberingAfterBreak="0">
+  <w:abstractNum w:abstractNumId="34" w15:restartNumberingAfterBreak="0">
     <w:nsid w:val="74873A8F"/>
     <w:multiLevelType w:val="hybridMultilevel"/>
     <w:tmpl w:val="9ED24406"/>
@@ -35787,7 +36273,7 @@
       </w:rPr>
     </w:lvl>
   </w:abstractNum>
-  <w:abstractNum w:abstractNumId="34" w15:restartNumberingAfterBreak="0">
+  <w:abstractNum w:abstractNumId="35" w15:restartNumberingAfterBreak="0">
     <w:nsid w:val="76B71B29"/>
     <w:multiLevelType w:val="hybridMultilevel"/>
     <w:tmpl w:val="9A74E464"/>
@@ -35900,7 +36386,7 @@
       </w:rPr>
     </w:lvl>
   </w:abstractNum>
-  <w:abstractNum w:abstractNumId="35" w15:restartNumberingAfterBreak="0">
+  <w:abstractNum w:abstractNumId="36" w15:restartNumberingAfterBreak="0">
     <w:nsid w:val="77246604"/>
     <w:multiLevelType w:val="hybridMultilevel"/>
     <w:tmpl w:val="351A90D4"/>
@@ -36013,7 +36499,7 @@
       </w:rPr>
     </w:lvl>
   </w:abstractNum>
-  <w:abstractNum w:abstractNumId="36" w15:restartNumberingAfterBreak="0">
+  <w:abstractNum w:abstractNumId="37" w15:restartNumberingAfterBreak="0">
     <w:nsid w:val="7B0365B8"/>
     <w:multiLevelType w:val="hybridMultilevel"/>
     <w:tmpl w:val="27AC60DA"/>
@@ -36125,7 +36611,7 @@
       </w:rPr>
     </w:lvl>
   </w:abstractNum>
-  <w:abstractNum w:abstractNumId="37" w15:restartNumberingAfterBreak="0">
+  <w:abstractNum w:abstractNumId="38" w15:restartNumberingAfterBreak="0">
     <w:nsid w:val="7DD821A9"/>
     <w:multiLevelType w:val="hybridMultilevel"/>
     <w:tmpl w:val="EA845B6C"/>
@@ -36238,7 +36724,7 @@
       </w:rPr>
     </w:lvl>
   </w:abstractNum>
-  <w:abstractNum w:abstractNumId="38" w15:restartNumberingAfterBreak="0">
+  <w:abstractNum w:abstractNumId="39" w15:restartNumberingAfterBreak="0">
     <w:nsid w:val="7F1F24B8"/>
     <w:multiLevelType w:val="hybridMultilevel"/>
     <w:tmpl w:val="DB0285F0"/>
@@ -36352,7 +36838,7 @@
     </w:lvl>
   </w:abstractNum>
   <w:num w:numId="1" w16cid:durableId="976451192">
-    <w:abstractNumId w:val="24"/>
+    <w:abstractNumId w:val="25"/>
   </w:num>
   <w:num w:numId="2" w16cid:durableId="204097590">
     <w:abstractNumId w:val="8"/>
@@ -36361,13 +36847,13 @@
     <w:abstractNumId w:val="11"/>
   </w:num>
   <w:num w:numId="4" w16cid:durableId="1390762287">
-    <w:abstractNumId w:val="31"/>
+    <w:abstractNumId w:val="32"/>
   </w:num>
   <w:num w:numId="5" w16cid:durableId="287707088">
-    <w:abstractNumId w:val="32"/>
+    <w:abstractNumId w:val="33"/>
   </w:num>
   <w:num w:numId="6" w16cid:durableId="758408141">
-    <w:abstractNumId w:val="35"/>
+    <w:abstractNumId w:val="36"/>
   </w:num>
   <w:num w:numId="7" w16cid:durableId="1450196679">
     <w:abstractNumId w:val="20"/>
@@ -36397,31 +36883,31 @@
     <w:abstractNumId w:val="21"/>
   </w:num>
   <w:num w:numId="16" w16cid:durableId="728967337">
-    <w:abstractNumId w:val="29"/>
+    <w:abstractNumId w:val="30"/>
   </w:num>
   <w:num w:numId="17" w16cid:durableId="70584643">
     <w:abstractNumId w:val="0"/>
   </w:num>
   <w:num w:numId="18" w16cid:durableId="1307395545">
-    <w:abstractNumId w:val="23"/>
+    <w:abstractNumId w:val="24"/>
   </w:num>
   <w:num w:numId="19" w16cid:durableId="1336491190">
     <w:abstractNumId w:val="10"/>
   </w:num>
   <w:num w:numId="20" w16cid:durableId="892816478">
-    <w:abstractNumId w:val="25"/>
+    <w:abstractNumId w:val="26"/>
   </w:num>
   <w:num w:numId="21" w16cid:durableId="1109200833">
-    <w:abstractNumId w:val="28"/>
+    <w:abstractNumId w:val="29"/>
   </w:num>
   <w:num w:numId="22" w16cid:durableId="837772973">
     <w:abstractNumId w:val="6"/>
   </w:num>
   <w:num w:numId="23" w16cid:durableId="1207062514">
-    <w:abstractNumId w:val="33"/>
+    <w:abstractNumId w:val="34"/>
   </w:num>
   <w:num w:numId="24" w16cid:durableId="1323437170">
-    <w:abstractNumId w:val="37"/>
+    <w:abstractNumId w:val="38"/>
   </w:num>
   <w:num w:numId="25" w16cid:durableId="2034456612">
     <w:abstractNumId w:val="3"/>
@@ -36430,16 +36916,16 @@
     <w:abstractNumId w:val="15"/>
   </w:num>
   <w:num w:numId="27" w16cid:durableId="388067192">
-    <w:abstractNumId w:val="36"/>
+    <w:abstractNumId w:val="37"/>
   </w:num>
   <w:num w:numId="28" w16cid:durableId="1682780450">
-    <w:abstractNumId w:val="22"/>
+    <w:abstractNumId w:val="23"/>
   </w:num>
   <w:num w:numId="29" w16cid:durableId="669062573">
     <w:abstractNumId w:val="2"/>
   </w:num>
   <w:num w:numId="30" w16cid:durableId="807748623">
-    <w:abstractNumId w:val="27"/>
+    <w:abstractNumId w:val="28"/>
   </w:num>
   <w:num w:numId="31" w16cid:durableId="1619797563">
     <w:abstractNumId w:val="13"/>
@@ -36457,16 +36943,19 @@
     <w:abstractNumId w:val="12"/>
   </w:num>
   <w:num w:numId="36" w16cid:durableId="387993693">
-    <w:abstractNumId w:val="34"/>
+    <w:abstractNumId w:val="35"/>
   </w:num>
   <w:num w:numId="37" w16cid:durableId="129712570">
-    <w:abstractNumId w:val="30"/>
+    <w:abstractNumId w:val="31"/>
   </w:num>
   <w:num w:numId="38" w16cid:durableId="2057659018">
-    <w:abstractNumId w:val="38"/>
+    <w:abstractNumId w:val="39"/>
   </w:num>
   <w:num w:numId="39" w16cid:durableId="1447843970">
-    <w:abstractNumId w:val="26"/>
+    <w:abstractNumId w:val="27"/>
+  </w:num>
+  <w:num w:numId="40" w16cid:durableId="6568834">
+    <w:abstractNumId w:val="22"/>
   </w:num>
 </w:numbering>
 </file>
@@ -37074,6 +37563,7 @@
   <w:style w:type="character" w:default="1" w:styleId="Carpredefinitoparagrafo">
     <w:name w:val="Default Paragraph Font"/>
     <w:uiPriority w:val="1"/>
+    <w:semiHidden/>
     <w:unhideWhenUsed/>
   </w:style>
   <w:style w:type="table" w:default="1" w:styleId="Tabellanormale">

--- a/diagrammi/ANALISI NOME-VERBO PER CLASS DIAGRAM.docx
+++ b/diagrammi/ANALISI NOME-VERBO PER CLASS DIAGRAM.docx
@@ -18918,7 +18918,7 @@
     </w:p>
     <w:tbl>
       <w:tblPr>
-        <w:tblW w:w="19200" w:type="dxa"/>
+        <w:tblW w:w="19290" w:type="dxa"/>
         <w:tblCellSpacing w:w="15" w:type="dxa"/>
         <w:tblCellMar>
           <w:top w:w="15" w:type="dxa"/>
@@ -18929,7 +18929,7 @@
         <w:tblLook w:val="04A0" w:firstRow="1" w:lastRow="0" w:firstColumn="1" w:lastColumn="0" w:noHBand="0" w:noVBand="1"/>
       </w:tblPr>
       <w:tblGrid>
-        <w:gridCol w:w="19200"/>
+        <w:gridCol w:w="19290"/>
       </w:tblGrid>
       <w:tr>
         <w:trPr>
@@ -18937,7 +18937,7 @@
         </w:trPr>
         <w:tc>
           <w:tcPr>
-            <w:tcW w:w="19200" w:type="dxa"/>
+            <w:tcW w:w="19230" w:type="dxa"/>
             <w:vAlign w:val="center"/>
             <w:hideMark/>
           </w:tcPr>
@@ -19042,7 +19042,7 @@
         </w:trPr>
         <w:tc>
           <w:tcPr>
-            <w:tcW w:w="19200" w:type="dxa"/>
+            <w:tcW w:w="19230" w:type="dxa"/>
             <w:vAlign w:val="center"/>
             <w:hideMark/>
           </w:tcPr>
@@ -19113,7 +19113,7 @@
         </w:trPr>
         <w:tc>
           <w:tcPr>
-            <w:tcW w:w="19200" w:type="dxa"/>
+            <w:tcW w:w="19230" w:type="dxa"/>
             <w:vAlign w:val="center"/>
             <w:hideMark/>
           </w:tcPr>
@@ -19195,7 +19195,7 @@
         </w:trPr>
         <w:tc>
           <w:tcPr>
-            <w:tcW w:w="19200" w:type="dxa"/>
+            <w:tcW w:w="19230" w:type="dxa"/>
             <w:vAlign w:val="center"/>
             <w:hideMark/>
           </w:tcPr>
@@ -19231,7 +19231,7 @@
         </w:trPr>
         <w:tc>
           <w:tcPr>
-            <w:tcW w:w="19200" w:type="dxa"/>
+            <w:tcW w:w="19230" w:type="dxa"/>
             <w:vAlign w:val="center"/>
             <w:hideMark/>
           </w:tcPr>
@@ -19267,7 +19267,7 @@
         </w:trPr>
         <w:tc>
           <w:tcPr>
-            <w:tcW w:w="19200" w:type="dxa"/>
+            <w:tcW w:w="19230" w:type="dxa"/>
             <w:vAlign w:val="center"/>
             <w:hideMark/>
           </w:tcPr>
@@ -19303,7 +19303,7 @@
         </w:trPr>
         <w:tc>
           <w:tcPr>
-            <w:tcW w:w="19200" w:type="dxa"/>
+            <w:tcW w:w="19230" w:type="dxa"/>
             <w:vAlign w:val="center"/>
             <w:hideMark/>
           </w:tcPr>
@@ -19339,7 +19339,7 @@
         </w:trPr>
         <w:tc>
           <w:tcPr>
-            <w:tcW w:w="19200" w:type="dxa"/>
+            <w:tcW w:w="19230" w:type="dxa"/>
             <w:vAlign w:val="center"/>
             <w:hideMark/>
           </w:tcPr>
@@ -19375,8 +19375,7 @@
         </w:trPr>
         <w:tc>
           <w:tcPr>
-            <w:tcW w:w="19200" w:type="dxa"/>
-            <w:vAlign w:val="center"/>
+            <w:tcW w:w="19230" w:type="dxa"/>
             <w:hideMark/>
           </w:tcPr>
           <w:p>
@@ -19393,35 +19392,23 @@
             </w:pPr>
             <w:r>
               <w:rPr>
-                <w:rFonts w:asciiTheme="majorHAnsi" w:eastAsia="Times New Roman" w:hAnsiTheme="majorHAnsi" w:cs="Times New Roman"/>
-                <w:kern w:val="0"/>
-                <w:sz w:val="24"/>
-                <w:szCs w:val="24"/>
-                <w:lang w:eastAsia="it-IT"/>
-                <w14:ligatures w14:val="none"/>
-              </w:rPr>
-              <w:t>6. if </w:t>
-            </w:r>
-            <w:r>
-              <w:rPr>
-                <w:rFonts w:asciiTheme="majorHAnsi" w:eastAsia="Times New Roman" w:hAnsiTheme="majorHAnsi" w:cs="Times New Roman"/>
-                <w:kern w:val="0"/>
+                <w:sz w:val="24"/>
+                <w:szCs w:val="24"/>
+              </w:rPr>
+              <w:t xml:space="preserve">6. if </w:t>
+            </w:r>
+            <w:r>
+              <w:rPr>
                 <w:sz w:val="24"/>
                 <w:szCs w:val="24"/>
                 <w:highlight w:val="yellow"/>
-                <w:lang w:eastAsia="it-IT"/>
-                <w14:ligatures w14:val="none"/>
               </w:rPr>
               <w:t>Membro del Team</w:t>
             </w:r>
             <w:r>
               <w:rPr>
-                <w:rFonts w:asciiTheme="majorHAnsi" w:eastAsia="Times New Roman" w:hAnsiTheme="majorHAnsi" w:cs="Times New Roman"/>
-                <w:kern w:val="0"/>
-                <w:sz w:val="24"/>
-                <w:szCs w:val="24"/>
-                <w:lang w:eastAsia="it-IT"/>
-                <w14:ligatures w14:val="none"/>
+                <w:sz w:val="24"/>
+                <w:szCs w:val="24"/>
               </w:rPr>
               <w:t xml:space="preserve"> sceglie "accetta"</w:t>
             </w:r>
@@ -19434,8 +19421,7 @@
         </w:trPr>
         <w:tc>
           <w:tcPr>
-            <w:tcW w:w="19200" w:type="dxa"/>
-            <w:vAlign w:val="center"/>
+            <w:tcW w:w="19230" w:type="dxa"/>
             <w:hideMark/>
           </w:tcPr>
           <w:p>
@@ -19452,49 +19438,25 @@
             </w:pPr>
             <w:r>
               <w:rPr>
-                <w:rFonts w:asciiTheme="majorHAnsi" w:eastAsia="Times New Roman" w:hAnsiTheme="majorHAnsi" w:cs="Times New Roman"/>
-                <w:kern w:val="0"/>
-                <w:sz w:val="24"/>
-                <w:szCs w:val="24"/>
-                <w:lang w:eastAsia="it-IT"/>
-                <w14:ligatures w14:val="none"/>
-              </w:rPr>
-              <w:t xml:space="preserve">   6.1. SYSTEM toglie la </w:t>
-            </w:r>
-            <w:r>
-              <w:rPr>
-                <w:rFonts w:asciiTheme="majorHAnsi" w:eastAsia="Times New Roman" w:hAnsiTheme="majorHAnsi" w:cs="Times New Roman"/>
-                <w:kern w:val="0"/>
-                <w:sz w:val="24"/>
-                <w:szCs w:val="24"/>
-                <w:highlight w:val="yellow"/>
-                <w:lang w:eastAsia="it-IT"/>
-                <w14:ligatures w14:val="none"/>
-              </w:rPr>
-              <w:t>sottomissione</w:t>
-            </w:r>
-            <w:r>
-              <w:rPr>
-                <w:rFonts w:asciiTheme="majorHAnsi" w:eastAsia="Times New Roman" w:hAnsiTheme="majorHAnsi" w:cs="Times New Roman"/>
-                <w:kern w:val="0"/>
-                <w:sz w:val="24"/>
-                <w:szCs w:val="24"/>
-                <w:lang w:eastAsia="it-IT"/>
-                <w14:ligatures w14:val="none"/>
-              </w:rPr>
-              <w:t xml:space="preserve"> dalla lista delle sottomissioni presenti per </w:t>
-            </w:r>
-            <w:r>
-              <w:rPr>
-                <w:rFonts w:asciiTheme="majorHAnsi" w:eastAsia="Times New Roman" w:hAnsiTheme="majorHAnsi" w:cs="Times New Roman"/>
-                <w:kern w:val="0"/>
-                <w:sz w:val="24"/>
-                <w:szCs w:val="24"/>
-                <w:highlight w:val="yellow"/>
-                <w:lang w:eastAsia="it-IT"/>
-                <w14:ligatures w14:val="none"/>
-              </w:rPr>
-              <w:t>l'hackathon</w:t>
+                <w:sz w:val="24"/>
+                <w:szCs w:val="24"/>
+              </w:rPr>
+              <w:t xml:space="preserve">   6.1. SYSTEM </w:t>
+            </w:r>
+            <w:r>
+              <w:rPr>
+                <w:sz w:val="24"/>
+                <w:szCs w:val="24"/>
+                <w:highlight w:val="green"/>
+              </w:rPr>
+              <w:t>toglie</w:t>
+            </w:r>
+            <w:r>
+              <w:rPr>
+                <w:sz w:val="24"/>
+                <w:szCs w:val="24"/>
+              </w:rPr>
+              <w:t xml:space="preserve"> la sottomissione dalla lista delle sottomissioni presenti per l'hackathon</w:t>
             </w:r>
           </w:p>
         </w:tc>
@@ -19505,8 +19467,7 @@
         </w:trPr>
         <w:tc>
           <w:tcPr>
-            <w:tcW w:w="19200" w:type="dxa"/>
-            <w:vAlign w:val="center"/>
+            <w:tcW w:w="19230" w:type="dxa"/>
             <w:hideMark/>
           </w:tcPr>
           <w:p>
@@ -19523,37 +19484,55 @@
             </w:pPr>
             <w:r>
               <w:rPr>
-                <w:rFonts w:asciiTheme="majorHAnsi" w:eastAsia="Times New Roman" w:hAnsiTheme="majorHAnsi" w:cs="Times New Roman"/>
-                <w:kern w:val="0"/>
-                <w:sz w:val="24"/>
-                <w:szCs w:val="24"/>
-                <w:lang w:eastAsia="it-IT"/>
-                <w14:ligatures w14:val="none"/>
-              </w:rPr>
-              <w:t>7. else if </w:t>
-            </w:r>
-            <w:r>
-              <w:rPr>
-                <w:rFonts w:asciiTheme="majorHAnsi" w:eastAsia="Times New Roman" w:hAnsiTheme="majorHAnsi" w:cs="Times New Roman"/>
-                <w:kern w:val="0"/>
+                <w:sz w:val="24"/>
+                <w:szCs w:val="24"/>
+              </w:rPr>
+              <w:t xml:space="preserve">   6.2. </w:t>
+            </w:r>
+            <w:r>
+              <w:rPr>
+                <w:sz w:val="24"/>
+                <w:szCs w:val="24"/>
+                <w:highlight w:val="green"/>
+              </w:rPr>
+              <w:t>notifica</w:t>
+            </w:r>
+            <w:r>
+              <w:rPr>
+                <w:sz w:val="24"/>
+                <w:szCs w:val="24"/>
+              </w:rPr>
+              <w:t xml:space="preserve"> il </w:t>
+            </w:r>
+            <w:r>
+              <w:rPr>
                 <w:sz w:val="24"/>
                 <w:szCs w:val="24"/>
                 <w:highlight w:val="yellow"/>
-                <w:lang w:eastAsia="it-IT"/>
-                <w14:ligatures w14:val="none"/>
+              </w:rPr>
+              <w:t>Leader del Team</w:t>
+            </w:r>
+            <w:r>
+              <w:rPr>
+                <w:sz w:val="24"/>
+                <w:szCs w:val="24"/>
+              </w:rPr>
+              <w:t xml:space="preserve"> e i </w:t>
+            </w:r>
+            <w:r>
+              <w:rPr>
+                <w:sz w:val="24"/>
+                <w:szCs w:val="24"/>
+                <w:highlight w:val="yellow"/>
               </w:rPr>
               <w:t>Membro del Team</w:t>
             </w:r>
             <w:r>
               <w:rPr>
-                <w:rFonts w:asciiTheme="majorHAnsi" w:eastAsia="Times New Roman" w:hAnsiTheme="majorHAnsi" w:cs="Times New Roman"/>
-                <w:kern w:val="0"/>
-                <w:sz w:val="24"/>
-                <w:szCs w:val="24"/>
-                <w:lang w:eastAsia="it-IT"/>
-                <w14:ligatures w14:val="none"/>
-              </w:rPr>
-              <w:t xml:space="preserve"> sceglie "rifiuta"</w:t>
+                <w:sz w:val="24"/>
+                <w:szCs w:val="24"/>
+              </w:rPr>
+              <w:t xml:space="preserve"> dei cambiamenti</w:t>
             </w:r>
           </w:p>
         </w:tc>
@@ -19564,8 +19543,7 @@
         </w:trPr>
         <w:tc>
           <w:tcPr>
-            <w:tcW w:w="19200" w:type="dxa"/>
-            <w:vAlign w:val="center"/>
+            <w:tcW w:w="19230" w:type="dxa"/>
             <w:hideMark/>
           </w:tcPr>
           <w:p>
@@ -19582,14 +19560,25 @@
             </w:pPr>
             <w:r>
               <w:rPr>
-                <w:rFonts w:asciiTheme="majorHAnsi" w:eastAsia="Times New Roman" w:hAnsiTheme="majorHAnsi" w:cs="Times New Roman"/>
-                <w:kern w:val="0"/>
-                <w:sz w:val="24"/>
-                <w:szCs w:val="24"/>
-                <w:lang w:eastAsia="it-IT"/>
-                <w14:ligatures w14:val="none"/>
-              </w:rPr>
-              <w:t>   7.1. SYSTEM torna alla schermata iniziale</w:t>
+                <w:sz w:val="24"/>
+                <w:szCs w:val="24"/>
+              </w:rPr>
+              <w:t xml:space="preserve">7. else if </w:t>
+            </w:r>
+            <w:r>
+              <w:rPr>
+                <w:sz w:val="24"/>
+                <w:szCs w:val="24"/>
+                <w:highlight w:val="yellow"/>
+              </w:rPr>
+              <w:t>Membro del Team</w:t>
+            </w:r>
+            <w:r>
+              <w:rPr>
+                <w:sz w:val="24"/>
+                <w:szCs w:val="24"/>
+              </w:rPr>
+              <w:t xml:space="preserve"> sceglie "rifiuta"</w:t>
             </w:r>
           </w:p>
         </w:tc>
@@ -19600,8 +19589,7 @@
         </w:trPr>
         <w:tc>
           <w:tcPr>
-            <w:tcW w:w="19200" w:type="dxa"/>
-            <w:vAlign w:val="center"/>
+            <w:tcW w:w="19230" w:type="dxa"/>
             <w:hideMark/>
           </w:tcPr>
           <w:p>
@@ -19618,14 +19606,10 @@
             </w:pPr>
             <w:r>
               <w:rPr>
-                <w:rFonts w:asciiTheme="majorHAnsi" w:eastAsia="Times New Roman" w:hAnsiTheme="majorHAnsi" w:cs="Times New Roman"/>
-                <w:kern w:val="0"/>
-                <w:sz w:val="24"/>
-                <w:szCs w:val="24"/>
-                <w:lang w:eastAsia="it-IT"/>
-                <w14:ligatures w14:val="none"/>
-              </w:rPr>
-              <w:t>   end if  </w:t>
+                <w:sz w:val="24"/>
+                <w:szCs w:val="24"/>
+              </w:rPr>
+              <w:t xml:space="preserve">   7.1. SYSTEM torna alla schermata iniziale</w:t>
             </w:r>
           </w:p>
         </w:tc>
@@ -19636,7 +19620,7 @@
         </w:trPr>
         <w:tc>
           <w:tcPr>
-            <w:tcW w:w="19200" w:type="dxa"/>
+            <w:tcW w:w="19230" w:type="dxa"/>
             <w:vAlign w:val="center"/>
             <w:hideMark/>
           </w:tcPr>
@@ -19718,7 +19702,7 @@
         </w:trPr>
         <w:tc>
           <w:tcPr>
-            <w:tcW w:w="19200" w:type="dxa"/>
+            <w:tcW w:w="19230" w:type="dxa"/>
             <w:vAlign w:val="center"/>
             <w:hideMark/>
           </w:tcPr>
@@ -37563,7 +37547,6 @@
   <w:style w:type="character" w:default="1" w:styleId="Carpredefinitoparagrafo">
     <w:name w:val="Default Paragraph Font"/>
     <w:uiPriority w:val="1"/>
-    <w:semiHidden/>
     <w:unhideWhenUsed/>
   </w:style>
   <w:style w:type="table" w:default="1" w:styleId="Tabellanormale">
